--- a/press/downloads/es/BiSi_PressRelease_ES.docx
+++ b/press/downloads/es/BiSi_PressRelease_ES.docx
@@ -236,7 +236,7 @@
     </w:p>
     <w:p>
       <w:r>
-        <w:t>La ficha técnica, la historia del fundador, capturas en cuatro idiomas, el icono y el logotipo están disponibles para su descarga. Próximamente habrá un vídeo promocional. Las redacciones pueden solicitar un acceso de prueba; para una prueba representativa recomendamos al menos 3 dispositivos.</w:t>
+        <w:t>La ficha técnica, la historia del fundador, las capturas y el vídeo promocional (16:9 y 9:16) en cuatro idiomas, además del icono y el logotipo, están disponibles para su descarga en www.buzzitsay.it/press. Las redacciones pueden solicitar un acceso de prueba; para una prueba representativa recomendamos al menos 3 dispositivos.</w:t>
       </w:r>
     </w:p>
     <w:p>
@@ -248,6 +248,19 @@
       </w:r>
       <w:r>
         <w:t>Martin Bechtold · hello@buzzitsay.it · www.buzzitsay.it</w:t>
+      </w:r>
+    </w:p>
+    <w:p>
+      <w:pPr>
+        <w:pStyle w:val="Heading3"/>
+      </w:pPr>
+      <w:r>
+        <w:t>También de Martin Bechtold</w:t>
+      </w:r>
+    </w:p>
+    <w:p>
+      <w:r>
+        <w:t>PantoMeGo es una app de mímica para familias y niños en iPhone y iPad. Tres niveles de dificultad – Bambini (3–5 años), Exploradores (6–8 años) y Expertos (9+) –, cinco categorías y cuatro idiomas la hacen accesible para todas las edades. Sin internet, sin anuncios, sin rastreo. El móvil solo muestra la palabra: el juego se hace con gestos, expresiones y muchas risas. www.pantomego.app</w:t>
       </w:r>
     </w:p>
     <w:p>

--- a/press/downloads/es/BiSi_PressRelease_ES.docx
+++ b/press/downloads/es/BiSi_PressRelease_ES.docx
@@ -231,12 +231,12 @@
         <w:pStyle w:val="Heading2"/>
       </w:pPr>
       <w:r>
-        <w:t>Material de prensa y acceso de prueba</w:t>
+        <w:t>Material de prensa y acceso TestFlight</w:t>
       </w:r>
     </w:p>
     <w:p>
       <w:r>
-        <w:t>La ficha técnica, la historia del fundador, las capturas y el vídeo promocional (16:9 y 9:16) en cuatro idiomas, además del icono y el logotipo, están disponibles para su descarga en www.buzzitsay.it/press. Las redacciones pueden solicitar un acceso de prueba; para una prueba representativa recomendamos al menos 3 dispositivos.</w:t>
+        <w:t>La ficha técnica, la historia del fundador, las capturas y el vídeo promocional (16:9 y 9:16) en cuatro idiomas, además del icono y el logotipo, están disponibles para su descarga en www.buzzitsay.it/press. Las redacciones pueden probar BiSi (versión 45) directamente a través de TestFlight: https://testflight.apple.com/join/yANVqwV1 – para una prueba representativa recomendamos al menos 3 dispositivos.</w:t>
       </w:r>
     </w:p>
     <w:p>
